--- a/public/templates/rendimento_pedagogico.docx
+++ b/public/templates/rendimento_pedagogico.docx
@@ -70,7 +70,7 @@
           <w:szCs w:val="24"/>
           <w:lang w:val="pt-BR"/>
         </w:rPr>
-        <w:t>{nome_estudante}, portador do B.I nº {numero_BI}, emitido pelo arquivo de identificação civil da cidade da {cidade_emissaoBI} em {data_emissaoBI}, residente na cidade da {cidade_emissaoBI}, província de {provincia_emissaoBI},nacionalidade moçambicana,  estudante desta universidade no período {periodo_frequentado} na faculdade de {faculdade_}, ano lectivo de {ano_actual} com registro acadêmico nº {codigo_estudante}, no curso de {curso_frequentado}, vem mui respeitosamente requerer a V.Excia que se digne a autorizar a o levantamento do rendimento pedagógico do {ano_pretende_levantar}</w:t>
+        <w:t>{nome_estudante}, portador do B.I nº {numero_BI}, emitido pelo arquivo de identificação civil da cidade da {cidade_emissaoBI} em {data_emissaoBI}, residente na cidade da {cidade_emissaoBI}, província de {provincia_emissaoBI},nacionalidade moçambicana,  estudante desta universidade no período {periodo_frequentado} na {faculdade_}, ano lectivo de {ano_actual} com registro acadêmico nº {codigo_estudante}, no curso de {curso_frequentado}, vem mui respeitosamente requerer a V.Excia que se digne a autorizar a o levantamento do rendimento pedagógico do {ano_pretende_levantar}</w:t>
       </w:r>
       <w:r>
         <w:rPr>

--- a/public/templates/rendimento_pedagogico.docx
+++ b/public/templates/rendimento_pedagogico.docx
@@ -88,20 +88,8 @@
           <w:szCs w:val="24"/>
           <w:lang w:val="pt-BR"/>
         </w:rPr>
-        <w:t xml:space="preserve"> {semestre_pretendido}.</w:t>
+        <w:t xml:space="preserve"> {semestre_pretendido}</w:t>
       </w:r>
-    </w:p>
-    <w:p>
-      <w:pPr>
-        <w:spacing w:line="360" w:lineRule="auto"/>
-        <w:jc w:val="both"/>
-        <w:rPr>
-          <w:rFonts w:ascii="Times New Roman" w:hAnsi="Times New Roman" w:cs="Times New Roman"/>
-          <w:sz w:val="24"/>
-          <w:szCs w:val="24"/>
-          <w:lang w:val="pt-PT"/>
-        </w:rPr>
-      </w:pPr>
       <w:r>
         <w:rPr>
           <w:rFonts w:ascii="Times New Roman" w:eastAsia="Times New Roman" w:hAnsi="Times New Roman" w:cs="Times New Roman"/>
@@ -109,7 +97,16 @@
           <w:szCs w:val="24"/>
           <w:lang w:val="pt-BR"/>
         </w:rPr>
-        <w:t xml:space="preserve"> Pelo que:</w:t>
+        <w:t>, p</w:t>
+      </w:r>
+      <w:r>
+        <w:rPr>
+          <w:rFonts w:ascii="Times New Roman" w:eastAsia="Times New Roman" w:hAnsi="Times New Roman" w:cs="Times New Roman"/>
+          <w:sz w:val="24"/>
+          <w:szCs w:val="24"/>
+          <w:lang w:val="pt-BR"/>
+        </w:rPr>
+        <w:t>elo que:</w:t>
       </w:r>
     </w:p>
     <w:p>

--- a/public/templates/rendimento_pedagogico.docx
+++ b/public/templates/rendimento_pedagogico.docx
@@ -57,10 +57,10 @@
         <w:spacing w:line="360" w:lineRule="auto"/>
         <w:jc w:val="both"/>
         <w:rPr>
-          <w:rFonts w:ascii="Times New Roman" w:eastAsia="Times New Roman" w:hAnsi="Times New Roman" w:cs="Times New Roman"/>
+          <w:rFonts w:ascii="Times New Roman" w:hAnsi="Times New Roman" w:cs="Times New Roman"/>
           <w:sz w:val="24"/>
           <w:szCs w:val="24"/>
-          <w:lang w:val="pt-BR"/>
+          <w:lang w:val="pt-PT"/>
         </w:rPr>
       </w:pPr>
       <w:r>
@@ -68,58 +68,46 @@
           <w:rFonts w:ascii="Times New Roman" w:eastAsia="Times New Roman" w:hAnsi="Times New Roman" w:cs="Times New Roman"/>
           <w:sz w:val="24"/>
           <w:szCs w:val="24"/>
-          <w:lang w:val="pt-BR"/>
+          <w:lang w:val="pt-PT"/>
         </w:rPr>
-        <w:t>{nome_estudante}, portador do B.I nº {numero_BI}, emitido pelo arquivo de identificação civil da cidade da {cidade_emissaoBI} em {data_emissaoBI}, residente na cidade da {cidade_emissaoBI}, província de {provincia_emissaoBI},nacionalidade moçambicana,  estudante desta universidade no período {periodo_frequentado} na {faculdade_}, ano lectivo de {ano_actual} com registro acadêmico nº {codigo_estudante}, no curso de {curso_frequentado}, vem mui respeitosamente requerer a V.Excia que se digne a autorizar a o levantamento do rendimento pedagógico do {ano_pretende_levantar}</w:t>
+        <w:t xml:space="preserve">{nome_estudante}, portador do B.I nº {numero_BI}, emitido pelo arquivo de identificação civil da cidade da {cidade_emissaoBI} em {data_emissaoBI}, residente na cidade da {cidade_emissaoBI}, província de {provincia_emissaoBI}, de </w:t>
       </w:r>
       <w:r>
         <w:rPr>
           <w:rFonts w:ascii="Times New Roman" w:eastAsia="Times New Roman" w:hAnsi="Times New Roman" w:cs="Times New Roman"/>
           <w:sz w:val="24"/>
           <w:szCs w:val="24"/>
-          <w:lang w:val="pt-BR"/>
+          <w:lang w:val="pt-PT"/>
         </w:rPr>
-        <w:t>ºano</w:t>
+        <w:t>N</w:t>
       </w:r>
       <w:r>
         <w:rPr>
           <w:rFonts w:ascii="Times New Roman" w:eastAsia="Times New Roman" w:hAnsi="Times New Roman" w:cs="Times New Roman"/>
           <w:sz w:val="24"/>
           <w:szCs w:val="24"/>
-          <w:lang w:val="pt-BR"/>
+          <w:lang w:val="pt-PT"/>
         </w:rPr>
-        <w:t xml:space="preserve"> {semestre_pretendido}</w:t>
+        <w:t xml:space="preserve">acionalidade </w:t>
       </w:r>
       <w:r>
         <w:rPr>
           <w:rFonts w:ascii="Times New Roman" w:eastAsia="Times New Roman" w:hAnsi="Times New Roman" w:cs="Times New Roman"/>
           <w:sz w:val="24"/>
           <w:szCs w:val="24"/>
-          <w:lang w:val="pt-BR"/>
+          <w:lang w:val="pt-PT"/>
         </w:rPr>
-        <w:t>, p</w:t>
+        <w:t>M</w:t>
       </w:r>
       <w:r>
         <w:rPr>
           <w:rFonts w:ascii="Times New Roman" w:eastAsia="Times New Roman" w:hAnsi="Times New Roman" w:cs="Times New Roman"/>
           <w:sz w:val="24"/>
           <w:szCs w:val="24"/>
-          <w:lang w:val="pt-BR"/>
-        </w:rPr>
-        <w:t>elo que:</w:t>
-      </w:r>
-    </w:p>
-    <w:p>
-      <w:pPr>
-        <w:spacing w:line="360" w:lineRule="auto"/>
-        <w:jc w:val="both"/>
-        <w:rPr>
-          <w:rFonts w:ascii="Times New Roman" w:hAnsi="Times New Roman" w:cs="Times New Roman"/>
-          <w:sz w:val="24"/>
-          <w:szCs w:val="24"/>
           <w:lang w:val="pt-PT"/>
         </w:rPr>
-      </w:pPr>
+        <w:t>oçambicana, estudante desta universidade no período {periodo_frequentado} na {faculdade_}, no ano lectivo de {ano_actual}, com registro acadêmico nº {codigo_estudante}, no curso de {curso_frequentado}, vem mui respeitosamente requerer a V.Excia se digne a autorizar o levantamento do rendimento pedagógico do {ano_pretende_levantar}º ano, referente ao {semestre_pretendido}, pelo que:</w:t>
+      </w:r>
     </w:p>
     <w:p>
       <w:pPr>
@@ -220,7 +208,34 @@
           <w:szCs w:val="24"/>
           <w:lang w:val="pt-BR"/>
         </w:rPr>
-        <w:t>Beira aos, {data_do_dia}</w:t>
+        <w:t>Beira,</w:t>
+      </w:r>
+      <w:r>
+        <w:rPr>
+          <w:rFonts w:ascii="Times New Roman" w:eastAsia="Times New Roman" w:hAnsi="Times New Roman" w:cs="Times New Roman"/>
+          <w:sz w:val="24"/>
+          <w:szCs w:val="24"/>
+          <w:lang w:val="pt-BR"/>
+        </w:rPr>
+        <w:t xml:space="preserve"> </w:t>
+      </w:r>
+      <w:r>
+        <w:rPr>
+          <w:rFonts w:ascii="Times New Roman" w:eastAsia="Times New Roman" w:hAnsi="Times New Roman" w:cs="Times New Roman"/>
+          <w:sz w:val="24"/>
+          <w:szCs w:val="24"/>
+          <w:lang w:val="pt-BR"/>
+        </w:rPr>
+        <w:t>aos</w:t>
+      </w:r>
+      <w:r>
+        <w:rPr>
+          <w:rFonts w:ascii="Times New Roman" w:eastAsia="Times New Roman" w:hAnsi="Times New Roman" w:cs="Times New Roman"/>
+          <w:sz w:val="24"/>
+          <w:szCs w:val="24"/>
+          <w:lang w:val="pt-BR"/>
+        </w:rPr>
+        <w:t xml:space="preserve"> {data_do_dia}</w:t>
       </w:r>
     </w:p>
     <w:p>
